--- a/pr-preview/pr-90/chapters/16-instrumental-variable-estimation.docx
+++ b/pr-preview/pr-90/chapters/16-instrumental-variable-estimation.docx
@@ -13357,51 +13357,49 @@
                   </m:rPr>
                   <m:t>exp</m:t>
                 </m:r>
-                <m:r>
-                  <m:rPr>
-                    <m:sty m:val="p"/>
-                  </m:rPr>
-                  <m:t>(</m:t>
-                </m:r>
-                <m:sSub>
+                <m:d>
+                  <m:dPr>
+                    <m:begChr m:val="{"/>
+                    <m:sepChr m:val=""/>
+                    <m:endChr m:val="}"/>
+                    <m:grow/>
+                  </m:dPr>
                   <m:e>
-                    <m:r>
-                      <m:t>β</m:t>
+                    <m:sSub>
+                      <m:e>
+                        <m:r>
+                          <m:t>β</m:t>
+                        </m:r>
+                      </m:e>
+                      <m:sub>
+                        <m:r>
+                          <m:t>0</m:t>
+                        </m:r>
+                      </m:sub>
+                    </m:sSub>
+                    <m:r>
+                      <m:rPr>
+                        <m:sty m:val="p"/>
+                      </m:rPr>
+                      <m:t>+</m:t>
+                    </m:r>
+                    <m:sSub>
+                      <m:e>
+                        <m:r>
+                          <m:t>β</m:t>
+                        </m:r>
+                      </m:e>
+                      <m:sub>
+                        <m:r>
+                          <m:t>1</m:t>
+                        </m:r>
+                      </m:sub>
+                    </m:sSub>
+                    <m:r>
+                      <m:t>Z</m:t>
                     </m:r>
                   </m:e>
-                  <m:sub>
-                    <m:r>
-                      <m:t>0</m:t>
-                    </m:r>
-                  </m:sub>
-                </m:sSub>
-                <m:r>
-                  <m:rPr>
-                    <m:sty m:val="p"/>
-                  </m:rPr>
-                  <m:t>+</m:t>
-                </m:r>
-                <m:sSub>
-                  <m:e>
-                    <m:r>
-                      <m:t>β</m:t>
-                    </m:r>
-                  </m:e>
-                  <m:sub>
-                    <m:r>
-                      <m:t>1</m:t>
-                    </m:r>
-                  </m:sub>
-                </m:sSub>
-                <m:r>
-                  <m:t>Z</m:t>
-                </m:r>
-                <m:r>
-                  <m:rPr>
-                    <m:sty m:val="p"/>
-                  </m:rPr>
-                  <m:t>)</m:t>
-                </m:r>
+                </m:d>
                 <m:r>
                   <m:rPr>
                     <m:sty m:val="p"/>
@@ -13530,9 +13528,9 @@
                 </m:r>
                 <m:d>
                   <m:dPr>
-                    <m:begChr m:val="["/>
+                    <m:begChr m:val="{"/>
                     <m:sepChr m:val=""/>
-                    <m:endChr m:val="]"/>
+                    <m:endChr m:val="}"/>
                     <m:grow/>
                   </m:dPr>
                   <m:e>
@@ -13665,30 +13663,28 @@
                 </m:rPr>
                 <m:t>exp</m:t>
               </m:r>
-              <m:r>
-                <m:rPr>
-                  <m:sty m:val="p"/>
-                </m:rPr>
-                <m:t>(</m:t>
-              </m:r>
-              <m:sSub>
+              <m:d>
+                <m:dPr>
+                  <m:begChr m:val="{"/>
+                  <m:sepChr m:val=""/>
+                  <m:endChr m:val="}"/>
+                  <m:grow/>
+                </m:dPr>
                 <m:e>
-                  <m:r>
-                    <m:t>β</m:t>
-                  </m:r>
+                  <m:sSub>
+                    <m:e>
+                      <m:r>
+                        <m:t>β</m:t>
+                      </m:r>
+                    </m:e>
+                    <m:sub>
+                      <m:r>
+                        <m:t>0</m:t>
+                      </m:r>
+                    </m:sub>
+                  </m:sSub>
                 </m:e>
-                <m:sub>
-                  <m:r>
-                    <m:t>0</m:t>
-                  </m:r>
-                </m:sub>
-              </m:sSub>
-              <m:r>
-                <m:rPr>
-                  <m:sty m:val="p"/>
-                </m:rPr>
-                <m:t>)</m:t>
-              </m:r>
+              </m:d>
             </m:oMath>
             <w:r>
               <w:t xml:space="preserve"> </w:t>
@@ -13888,30 +13884,28 @@
                       </m:rPr>
                       <m:t>exp</m:t>
                     </m:r>
-                    <m:r>
-                      <m:rPr>
-                        <m:sty m:val="p"/>
-                      </m:rPr>
-                      <m:t>(</m:t>
-                    </m:r>
-                    <m:sSub>
+                    <m:d>
+                      <m:dPr>
+                        <m:begChr m:val="{"/>
+                        <m:sepChr m:val=""/>
+                        <m:endChr m:val="}"/>
+                        <m:grow/>
+                      </m:dPr>
                       <m:e>
-                        <m:r>
-                          <m:t>β</m:t>
-                        </m:r>
+                        <m:sSub>
+                          <m:e>
+                            <m:r>
+                              <m:t>β</m:t>
+                            </m:r>
+                          </m:e>
+                          <m:sub>
+                            <m:r>
+                              <m:t>0</m:t>
+                            </m:r>
+                          </m:sub>
+                        </m:sSub>
                       </m:e>
-                      <m:sub>
-                        <m:r>
-                          <m:t>0</m:t>
-                        </m:r>
-                      </m:sub>
-                    </m:sSub>
-                    <m:r>
-                      <m:rPr>
-                        <m:sty m:val="p"/>
-                      </m:rPr>
-                      <m:t>)</m:t>
-                    </m:r>
+                    </m:d>
                     <m:r>
                       <m:rPr>
                         <m:sty m:val="p"/>
@@ -14014,36 +14008,34 @@
                       </m:rPr>
                       <m:t>exp</m:t>
                     </m:r>
-                    <m:r>
-                      <m:rPr>
-                        <m:sty m:val="p"/>
-                      </m:rPr>
-                      <m:t>(</m:t>
-                    </m:r>
-                    <m:r>
-                      <m:rPr>
-                        <m:sty m:val="p"/>
-                      </m:rPr>
-                      <m:t>−</m:t>
-                    </m:r>
-                    <m:sSub>
+                    <m:d>
+                      <m:dPr>
+                        <m:begChr m:val="{"/>
+                        <m:sepChr m:val=""/>
+                        <m:endChr m:val="}"/>
+                        <m:grow/>
+                      </m:dPr>
                       <m:e>
                         <m:r>
-                          <m:t>β</m:t>
-                        </m:r>
+                          <m:rPr>
+                            <m:sty m:val="p"/>
+                          </m:rPr>
+                          <m:t>−</m:t>
+                        </m:r>
+                        <m:sSub>
+                          <m:e>
+                            <m:r>
+                              <m:t>β</m:t>
+                            </m:r>
+                          </m:e>
+                          <m:sub>
+                            <m:r>
+                              <m:t>0</m:t>
+                            </m:r>
+                          </m:sub>
+                        </m:sSub>
                       </m:e>
-                      <m:sub>
-                        <m:r>
-                          <m:t>0</m:t>
-                        </m:r>
-                      </m:sub>
-                    </m:sSub>
-                    <m:r>
-                      <m:rPr>
-                        <m:sty m:val="p"/>
-                      </m:rPr>
-                      <m:t>)</m:t>
-                    </m:r>
+                    </m:d>
                   </m:e>
                 </m:d>
                 <m:r>
@@ -14960,63 +14952,61 @@
                 </m:rPr>
                 <m:t>exp</m:t>
               </m:r>
-              <m:r>
-                <m:rPr>
-                  <m:sty m:val="p"/>
-                </m:rPr>
-                <m:t>[</m:t>
-              </m:r>
-              <m:r>
-                <m:t>γ</m:t>
-              </m:r>
-              <m:r>
-                <m:rPr>
-                  <m:sty m:val="p"/>
-                </m:rPr>
-                <m:t>(</m:t>
-              </m:r>
-              <m:r>
-                <m:t>Z</m:t>
-              </m:r>
-              <m:r>
-                <m:rPr>
-                  <m:sty m:val="p"/>
-                </m:rPr>
-                <m:t>,</m:t>
-              </m:r>
-              <m:r>
-                <m:t>A</m:t>
-              </m:r>
-              <m:r>
-                <m:rPr>
-                  <m:sty m:val="p"/>
-                </m:rPr>
-                <m:t>,</m:t>
-              </m:r>
-              <m:r>
-                <m:t>V</m:t>
-              </m:r>
-              <m:r>
-                <m:rPr>
-                  <m:sty m:val="p"/>
-                </m:rPr>
-                <m:t>;</m:t>
-              </m:r>
-              <m:r>
-                <m:t>β</m:t>
-              </m:r>
-              <m:r>
-                <m:rPr>
-                  <m:sty m:val="p"/>
-                </m:rPr>
-                <m:t>)</m:t>
-              </m:r>
-              <m:r>
-                <m:rPr>
-                  <m:sty m:val="p"/>
-                </m:rPr>
-                <m:t>]</m:t>
-              </m:r>
+              <m:d>
+                <m:dPr>
+                  <m:begChr m:val="{"/>
+                  <m:sepChr m:val=""/>
+                  <m:endChr m:val="}"/>
+                  <m:grow/>
+                </m:dPr>
+                <m:e>
+                  <m:r>
+                    <m:t>γ</m:t>
+                  </m:r>
+                  <m:r>
+                    <m:rPr>
+                      <m:sty m:val="p"/>
+                    </m:rPr>
+                    <m:t>(</m:t>
+                  </m:r>
+                  <m:r>
+                    <m:t>Z</m:t>
+                  </m:r>
+                  <m:r>
+                    <m:rPr>
+                      <m:sty m:val="p"/>
+                    </m:rPr>
+                    <m:t>,</m:t>
+                  </m:r>
+                  <m:r>
+                    <m:t>A</m:t>
+                  </m:r>
+                  <m:r>
+                    <m:rPr>
+                      <m:sty m:val="p"/>
+                    </m:rPr>
+                    <m:t>,</m:t>
+                  </m:r>
+                  <m:r>
+                    <m:t>V</m:t>
+                  </m:r>
+                  <m:r>
+                    <m:rPr>
+                      <m:sty m:val="p"/>
+                    </m:rPr>
+                    <m:t>;</m:t>
+                  </m:r>
+                  <m:r>
+                    <m:t>β</m:t>
+                  </m:r>
+                  <m:r>
+                    <m:rPr>
+                      <m:sty m:val="p"/>
+                    </m:rPr>
+                    <m:t>)</m:t>
+                  </m:r>
+                </m:e>
+              </m:d>
             </m:oMath>
             <w:r>
               <w:t xml:space="preserve"> </w:t>
@@ -18402,7 +18392,13 @@
         <w:pStyle w:val="FirstParagraph"/>
       </w:pPr>
       <w:r>
-        <w:t xml:space="preserve">The result is due to Imbens and Angrist (1994); Baker and Lindeman (1994) had a related proof for a binary outcome</w:t>
+        <w:t xml:space="preserve">The result is due to Imbens and Angrist (1994);</w:t>
+      </w:r>
+      <w:r>
+        <w:t xml:space="preserve"> </w:t>
+      </w:r>
+      <w:r>
+        <w:t xml:space="preserve">Baker and Lindeman (1994) had a related proof for a binary outcome</w:t>
       </w:r>
       <w:r>
         <w:t xml:space="preserve"> </w:t>
@@ -20060,7 +20056,13 @@
         </m:r>
       </m:oMath>
       <w:r>
-        <w:t xml:space="preserve">; Figure 16.10) bias the numerator, and the bias is inflated by the denominator.</w:t>
+        <w:t xml:space="preserve">;</w:t>
+      </w:r>
+      <w:r>
+        <w:t xml:space="preserve"> </w:t>
+      </w:r>
+      <w:r>
+        <w:t xml:space="preserve">Figure 16.10) bias the numerator, and the bias is inflated by the denominator.</w:t>
       </w:r>
       <w:r>
         <w:t xml:space="preserve"> </w:t>
@@ -21188,7 +21190,13 @@
               <w:t xml:space="preserve"> </w:t>
             </w:r>
             <w:r>
-              <w:t xml:space="preserve">design; a</w:t>
+              <w:t xml:space="preserve">design;</w:t>
+            </w:r>
+            <w:r>
+              <w:t xml:space="preserve"> </w:t>
+            </w:r>
+            <w:r>
+              <w:t xml:space="preserve">a</w:t>
             </w:r>
             <w:r>
               <w:t xml:space="preserve"> </w:t>
